--- a/templates/W3-62-11E.docx
+++ b/templates/W3-62-11E.docx
@@ -61,7 +61,7 @@
         <w:rPr>
           <w:rFonts w:ascii="標楷體" w:eastAsia="標楷體" w:hAnsi="標楷體" w:hint="eastAsia"/>
         </w:rPr>
-        <w:t>□初檢 □複檢</w:t>
+        <w:t>{{FIRSTCK}}初檢 {{RECK}}複檢</w:t>
       </w:r>
     </w:p>
     <w:tbl>

--- a/templates/W3-62-11E.docx
+++ b/templates/W3-62-11E.docx
@@ -5557,7 +5557,7 @@
                 <w:sz w:val="20"/>
                 <w:szCs w:val="20"/>
               </w:rPr>
-              <w:t>□ 1.檢查結果 □合格 □不合格 □限制合格 □未備妥 □程序不符。</w:t>
+              <w:t>■ 1.檢查結果 □合格 □不合格 □限制合格 □未備妥 □程序不符。</w:t>
             </w:r>
           </w:p>
           <w:p>

--- a/templates/W3-62-11E.docx
+++ b/templates/W3-62-11E.docx
@@ -21,7 +21,7 @@
           <w:b/>
           <w:sz w:val="28"/>
         </w:rPr>
-        <w:t>(</w:t>
+        <w:t/>
       </w:r>
       <w:r>
         <w:rPr>
@@ -39,7 +39,7 @@
           <w:b/>
           <w:sz w:val="28"/>
         </w:rPr>
-        <w:t xml:space="preserve">)高壓氣體特定設備定期檢查結果及會談紀錄</w:t>
+        <w:t xml:space="preserve">高壓氣體特定設備定期檢查結果及會談紀錄</w:t>
       </w:r>
     </w:p>
     <w:p>
